--- a/Sytnhèse_PCAF_Compliance.docx
+++ b/Sytnhèse_PCAF_Compliance.docx
@@ -199,7 +199,7 @@
         </w:p>
         <w:p>
           <w:pPr>
-            <w:pStyle w:val="TM1"/>
+            <w:pStyle w:val="TM2"/>
             <w:tabs>
               <w:tab w:val="right" w:leader="dot" w:pos="9062"/>
             </w:tabs>
@@ -207,9 +207,9 @@
               <w:rFonts w:eastAsiaTheme="minorEastAsia"/>
               <w:b w:val="0"/>
               <w:bCs w:val="0"/>
-              <w:i w:val="0"/>
-              <w:iCs w:val="0"/>
               <w:noProof/>
+              <w:sz w:val="24"/>
+              <w:szCs w:val="24"/>
               <w:lang w:eastAsia="fr-FR"/>
             </w:rPr>
           </w:pPr>
@@ -230,7 +230,7 @@
             </w:rPr>
             <w:fldChar w:fldCharType="separate"/>
           </w:r>
-          <w:hyperlink w:anchor="_Toc221528824" w:history="1">
+          <w:hyperlink w:anchor="_Toc221529768" w:history="1">
             <w:r>
               <w:rPr>
                 <w:rStyle w:val="Lienhypertexte"/>
@@ -257,7 +257,7 @@
                 <w:noProof/>
                 <w:webHidden/>
               </w:rPr>
-              <w:instrText xml:space="preserve"> PAGEREF _Toc221528824 \h </w:instrText>
+              <w:instrText xml:space="preserve"> PAGEREF _Toc221529768 \h </w:instrText>
             </w:r>
             <w:r>
               <w:rPr>
@@ -278,6 +278,228 @@
                 <w:webHidden/>
               </w:rPr>
               <w:t>- 3 -</w:t>
+            </w:r>
+            <w:r>
+              <w:rPr>
+                <w:noProof/>
+                <w:webHidden/>
+              </w:rPr>
+              <w:fldChar w:fldCharType="end"/>
+            </w:r>
+          </w:hyperlink>
+        </w:p>
+        <w:p>
+          <w:pPr>
+            <w:pStyle w:val="TM2"/>
+            <w:tabs>
+              <w:tab w:val="right" w:leader="dot" w:pos="9062"/>
+            </w:tabs>
+            <w:rPr>
+              <w:rFonts w:eastAsiaTheme="minorEastAsia"/>
+              <w:b w:val="0"/>
+              <w:bCs w:val="0"/>
+              <w:noProof/>
+              <w:sz w:val="24"/>
+              <w:szCs w:val="24"/>
+              <w:lang w:eastAsia="fr-FR"/>
+            </w:rPr>
+          </w:pPr>
+          <w:hyperlink w:anchor="_Toc221529769" w:history="1">
+            <w:r>
+              <w:rPr>
+                <w:rStyle w:val="Lienhypertexte"/>
+                <w:noProof/>
+              </w:rPr>
+              <w:t>Méthodologie</w:t>
+            </w:r>
+            <w:r>
+              <w:rPr>
+                <w:noProof/>
+                <w:webHidden/>
+              </w:rPr>
+              <w:tab/>
+            </w:r>
+            <w:r>
+              <w:rPr>
+                <w:noProof/>
+                <w:webHidden/>
+              </w:rPr>
+              <w:fldChar w:fldCharType="begin"/>
+            </w:r>
+            <w:r>
+              <w:rPr>
+                <w:noProof/>
+                <w:webHidden/>
+              </w:rPr>
+              <w:instrText xml:space="preserve"> PAGEREF _Toc221529769 \h </w:instrText>
+            </w:r>
+            <w:r>
+              <w:rPr>
+                <w:noProof/>
+                <w:webHidden/>
+              </w:rPr>
+            </w:r>
+            <w:r>
+              <w:rPr>
+                <w:noProof/>
+                <w:webHidden/>
+              </w:rPr>
+              <w:fldChar w:fldCharType="separate"/>
+            </w:r>
+            <w:r>
+              <w:rPr>
+                <w:noProof/>
+                <w:webHidden/>
+              </w:rPr>
+              <w:t>- 3 -</w:t>
+            </w:r>
+            <w:r>
+              <w:rPr>
+                <w:noProof/>
+                <w:webHidden/>
+              </w:rPr>
+              <w:fldChar w:fldCharType="end"/>
+            </w:r>
+          </w:hyperlink>
+        </w:p>
+        <w:p>
+          <w:pPr>
+            <w:pStyle w:val="TM2"/>
+            <w:tabs>
+              <w:tab w:val="right" w:leader="dot" w:pos="9062"/>
+            </w:tabs>
+            <w:rPr>
+              <w:rFonts w:eastAsiaTheme="minorEastAsia"/>
+              <w:b w:val="0"/>
+              <w:bCs w:val="0"/>
+              <w:noProof/>
+              <w:sz w:val="24"/>
+              <w:szCs w:val="24"/>
+              <w:lang w:eastAsia="fr-FR"/>
+            </w:rPr>
+          </w:pPr>
+          <w:hyperlink w:anchor="_Toc221529770" w:history="1">
+            <w:r>
+              <w:rPr>
+                <w:rStyle w:val="Lienhypertexte"/>
+                <w:noProof/>
+              </w:rPr>
+              <w:t>Résultats</w:t>
+            </w:r>
+            <w:r>
+              <w:rPr>
+                <w:noProof/>
+                <w:webHidden/>
+              </w:rPr>
+              <w:tab/>
+            </w:r>
+            <w:r>
+              <w:rPr>
+                <w:noProof/>
+                <w:webHidden/>
+              </w:rPr>
+              <w:fldChar w:fldCharType="begin"/>
+            </w:r>
+            <w:r>
+              <w:rPr>
+                <w:noProof/>
+                <w:webHidden/>
+              </w:rPr>
+              <w:instrText xml:space="preserve"> PAGEREF _Toc221529770 \h </w:instrText>
+            </w:r>
+            <w:r>
+              <w:rPr>
+                <w:noProof/>
+                <w:webHidden/>
+              </w:rPr>
+            </w:r>
+            <w:r>
+              <w:rPr>
+                <w:noProof/>
+                <w:webHidden/>
+              </w:rPr>
+              <w:fldChar w:fldCharType="separate"/>
+            </w:r>
+            <w:r>
+              <w:rPr>
+                <w:noProof/>
+                <w:webHidden/>
+              </w:rPr>
+              <w:t>- 4 -</w:t>
+            </w:r>
+            <w:r>
+              <w:rPr>
+                <w:noProof/>
+                <w:webHidden/>
+              </w:rPr>
+              <w:fldChar w:fldCharType="end"/>
+            </w:r>
+          </w:hyperlink>
+        </w:p>
+        <w:p>
+          <w:pPr>
+            <w:pStyle w:val="TM2"/>
+            <w:tabs>
+              <w:tab w:val="right" w:leader="dot" w:pos="9062"/>
+            </w:tabs>
+            <w:rPr>
+              <w:rFonts w:eastAsiaTheme="minorEastAsia"/>
+              <w:b w:val="0"/>
+              <w:bCs w:val="0"/>
+              <w:noProof/>
+              <w:sz w:val="24"/>
+              <w:szCs w:val="24"/>
+              <w:lang w:eastAsia="fr-FR"/>
+            </w:rPr>
+          </w:pPr>
+          <w:hyperlink w:anchor="_Toc221529771" w:history="1">
+            <w:r>
+              <w:rPr>
+                <w:rStyle w:val="Lienhypertexte"/>
+                <w:noProof/>
+              </w:rPr>
+              <w:t>Présentation</w:t>
+            </w:r>
+            <w:r>
+              <w:rPr>
+                <w:noProof/>
+                <w:webHidden/>
+              </w:rPr>
+              <w:tab/>
+            </w:r>
+            <w:r>
+              <w:rPr>
+                <w:noProof/>
+                <w:webHidden/>
+              </w:rPr>
+              <w:fldChar w:fldCharType="begin"/>
+            </w:r>
+            <w:r>
+              <w:rPr>
+                <w:noProof/>
+                <w:webHidden/>
+              </w:rPr>
+              <w:instrText xml:space="preserve"> PAGEREF _Toc221529771 \h </w:instrText>
+            </w:r>
+            <w:r>
+              <w:rPr>
+                <w:noProof/>
+                <w:webHidden/>
+              </w:rPr>
+            </w:r>
+            <w:r>
+              <w:rPr>
+                <w:noProof/>
+                <w:webHidden/>
+              </w:rPr>
+              <w:fldChar w:fldCharType="separate"/>
+            </w:r>
+            <w:r>
+              <w:rPr>
+                <w:noProof/>
+                <w:webHidden/>
+              </w:rPr>
+              <w:t>- 4 -</w:t>
             </w:r>
             <w:r>
               <w:rPr>
@@ -304,13 +526,13 @@
               <w:lang w:eastAsia="fr-FR"/>
             </w:rPr>
           </w:pPr>
-          <w:hyperlink w:anchor="_Toc221528825" w:history="1">
+          <w:hyperlink w:anchor="_Toc221529772" w:history="1">
             <w:r>
               <w:rPr>
                 <w:rStyle w:val="Lienhypertexte"/>
                 <w:noProof/>
               </w:rPr>
-              <w:t>Méthodologie</w:t>
+              <w:t>Partie A</w:t>
             </w:r>
             <w:r>
               <w:rPr>
@@ -331,7 +553,7 @@
                 <w:noProof/>
                 <w:webHidden/>
               </w:rPr>
-              <w:instrText xml:space="preserve"> PAGEREF _Toc221528825 \h </w:instrText>
+              <w:instrText xml:space="preserve"> PAGEREF _Toc221529772 \h </w:instrText>
             </w:r>
             <w:r>
               <w:rPr>
@@ -351,155 +573,7 @@
                 <w:noProof/>
                 <w:webHidden/>
               </w:rPr>
-              <w:t>- 4 -</w:t>
-            </w:r>
-            <w:r>
-              <w:rPr>
-                <w:noProof/>
-                <w:webHidden/>
-              </w:rPr>
-              <w:fldChar w:fldCharType="end"/>
-            </w:r>
-          </w:hyperlink>
-        </w:p>
-        <w:p>
-          <w:pPr>
-            <w:pStyle w:val="TM1"/>
-            <w:tabs>
-              <w:tab w:val="right" w:leader="dot" w:pos="9062"/>
-            </w:tabs>
-            <w:rPr>
-              <w:rFonts w:eastAsiaTheme="minorEastAsia"/>
-              <w:b w:val="0"/>
-              <w:bCs w:val="0"/>
-              <w:i w:val="0"/>
-              <w:iCs w:val="0"/>
-              <w:noProof/>
-              <w:lang w:eastAsia="fr-FR"/>
-            </w:rPr>
-          </w:pPr>
-          <w:hyperlink w:anchor="_Toc221528826" w:history="1">
-            <w:r>
-              <w:rPr>
-                <w:rStyle w:val="Lienhypertexte"/>
-                <w:noProof/>
-              </w:rPr>
-              <w:t>Résultats</w:t>
-            </w:r>
-            <w:r>
-              <w:rPr>
-                <w:noProof/>
-                <w:webHidden/>
-              </w:rPr>
-              <w:tab/>
-            </w:r>
-            <w:r>
-              <w:rPr>
-                <w:noProof/>
-                <w:webHidden/>
-              </w:rPr>
-              <w:fldChar w:fldCharType="begin"/>
-            </w:r>
-            <w:r>
-              <w:rPr>
-                <w:noProof/>
-                <w:webHidden/>
-              </w:rPr>
-              <w:instrText xml:space="preserve"> PAGEREF _Toc221528826 \h </w:instrText>
-            </w:r>
-            <w:r>
-              <w:rPr>
-                <w:noProof/>
-                <w:webHidden/>
-              </w:rPr>
-            </w:r>
-            <w:r>
-              <w:rPr>
-                <w:noProof/>
-                <w:webHidden/>
-              </w:rPr>
-              <w:fldChar w:fldCharType="separate"/>
-            </w:r>
-            <w:r>
-              <w:rPr>
-                <w:noProof/>
-                <w:webHidden/>
-              </w:rPr>
               <w:t>- 5 -</w:t>
-            </w:r>
-            <w:r>
-              <w:rPr>
-                <w:noProof/>
-                <w:webHidden/>
-              </w:rPr>
-              <w:fldChar w:fldCharType="end"/>
-            </w:r>
-          </w:hyperlink>
-        </w:p>
-        <w:p>
-          <w:pPr>
-            <w:pStyle w:val="TM1"/>
-            <w:tabs>
-              <w:tab w:val="right" w:leader="dot" w:pos="9062"/>
-            </w:tabs>
-            <w:rPr>
-              <w:rFonts w:eastAsiaTheme="minorEastAsia"/>
-              <w:b w:val="0"/>
-              <w:bCs w:val="0"/>
-              <w:i w:val="0"/>
-              <w:iCs w:val="0"/>
-              <w:noProof/>
-              <w:lang w:eastAsia="fr-FR"/>
-            </w:rPr>
-          </w:pPr>
-          <w:hyperlink w:anchor="_Toc221528827" w:history="1">
-            <w:r>
-              <w:rPr>
-                <w:rStyle w:val="Lienhypertexte"/>
-                <w:noProof/>
-              </w:rPr>
-              <w:t>Présentation</w:t>
-            </w:r>
-            <w:r>
-              <w:rPr>
-                <w:noProof/>
-                <w:webHidden/>
-              </w:rPr>
-              <w:tab/>
-            </w:r>
-            <w:r>
-              <w:rPr>
-                <w:noProof/>
-                <w:webHidden/>
-              </w:rPr>
-              <w:fldChar w:fldCharType="begin"/>
-            </w:r>
-            <w:r>
-              <w:rPr>
-                <w:noProof/>
-                <w:webHidden/>
-              </w:rPr>
-              <w:instrText xml:space="preserve"> PAGEREF _Toc221528827 \h </w:instrText>
-            </w:r>
-            <w:r>
-              <w:rPr>
-                <w:noProof/>
-                <w:webHidden/>
-              </w:rPr>
-            </w:r>
-            <w:r>
-              <w:rPr>
-                <w:noProof/>
-                <w:webHidden/>
-              </w:rPr>
-              <w:fldChar w:fldCharType="separate"/>
-            </w:r>
-            <w:r>
-              <w:rPr>
-                <w:noProof/>
-                <w:webHidden/>
-              </w:rPr>
-              <w:t>- 6 -</w:t>
             </w:r>
             <w:r>
               <w:rPr>
@@ -532,11 +606,10 @@
     </w:p>
     <w:p>
       <w:pPr>
-        <w:pStyle w:val="Titre1"/>
-        <w:spacing w:line="360" w:lineRule="auto"/>
+        <w:pStyle w:val="Titre2"/>
         <w:jc w:val="center"/>
       </w:pPr>
-      <w:bookmarkStart w:id="0" w:name="_Toc221528824"/>
+      <w:bookmarkStart w:id="0" w:name="_Toc221529768"/>
       <w:r>
         <w:lastRenderedPageBreak/>
         <w:t>Avant-propos</w:t>
@@ -933,13 +1006,633 @@
     </w:p>
     <w:p>
       <w:pPr>
-        <w:rPr>
-          <w:rFonts w:asciiTheme="majorHAnsi" w:eastAsiaTheme="majorEastAsia" w:hAnsiTheme="majorHAnsi" w:cstheme="majorBidi"/>
-          <w:color w:val="0F4761" w:themeColor="accent1" w:themeShade="BF"/>
-          <w:sz w:val="40"/>
-          <w:szCs w:val="40"/>
-        </w:rPr>
-      </w:pPr>
+        <w:pStyle w:val="Titre2"/>
+        <w:jc w:val="center"/>
+      </w:pPr>
+      <w:bookmarkStart w:id="1" w:name="_Toc221529769"/>
+      <w:r>
+        <w:t>Méthod</w:t>
+      </w:r>
+      <w:r>
+        <w:t>ologie</w:t>
+      </w:r>
+      <w:bookmarkEnd w:id="1"/>
+    </w:p>
+    <w:p>
+      <w:pPr>
+        <w:spacing w:line="360" w:lineRule="auto"/>
+        <w:rPr>
+          <w:rFonts w:cs="AppleSystemUIFont"/>
+          <w:kern w:val="0"/>
+        </w:rPr>
+      </w:pPr>
+      <w:r>
+        <w:rPr>
+          <w:rFonts w:cs="AppleSystemUIFont"/>
+          <w:kern w:val="0"/>
+        </w:rPr>
+        <w:t xml:space="preserve">La méthode appliquée à la présente étude compte </w:t>
+      </w:r>
+      <w:r>
+        <w:rPr>
+          <w:rFonts w:cs="AppleSystemUIFont"/>
+          <w:kern w:val="0"/>
+        </w:rPr>
+        <w:t>six</w:t>
+      </w:r>
+      <w:r>
+        <w:rPr>
+          <w:rFonts w:cs="AppleSystemUIFont"/>
+          <w:kern w:val="0"/>
+        </w:rPr>
+        <w:t> </w:t>
+      </w:r>
+      <w:r>
+        <w:rPr>
+          <w:rFonts w:cs="AppleSystemUIFont"/>
+          <w:kern w:val="0"/>
+        </w:rPr>
+        <w:t>phases</w:t>
+      </w:r>
+      <w:r>
+        <w:rPr>
+          <w:rFonts w:cs="AppleSystemUIFont"/>
+          <w:kern w:val="0"/>
+        </w:rPr>
+        <w:t>, chacune composée de sous-phases détaillées dans la documentation accompagnant le présent rapport.</w:t>
+      </w:r>
+    </w:p>
+    <w:p>
+      <w:pPr>
+        <w:spacing w:line="360" w:lineRule="auto"/>
+        <w:rPr>
+          <w:rFonts w:cs="AppleSystemUIFont"/>
+          <w:kern w:val="0"/>
+        </w:rPr>
+      </w:pPr>
+      <w:r>
+        <w:rPr>
+          <w:rFonts w:cs="AppleSystemUIFont"/>
+          <w:b/>
+          <w:bCs/>
+          <w:kern w:val="0"/>
+        </w:rPr>
+        <w:t>Première</w:t>
+      </w:r>
+      <w:r>
+        <w:rPr>
+          <w:rFonts w:cs="AppleSystemUIFont"/>
+          <w:b/>
+          <w:bCs/>
+          <w:kern w:val="0"/>
+        </w:rPr>
+        <w:t xml:space="preserve"> phase</w:t>
+      </w:r>
+      <w:r>
+        <w:rPr>
+          <w:rFonts w:cs="AppleSystemUIFont"/>
+          <w:kern w:val="0"/>
+        </w:rPr>
+        <w:t xml:space="preserve">, l’extraction des </w:t>
+      </w:r>
+      <w:r>
+        <w:rPr>
+          <w:rFonts w:cs="AppleSystemUIFont"/>
+          <w:kern w:val="0"/>
+        </w:rPr>
+        <w:t xml:space="preserve">catégories d’émissions du standard PCAF, </w:t>
+      </w:r>
+      <w:r>
+        <w:rPr>
+          <w:rFonts w:cs="AppleSystemUIFont"/>
+          <w:kern w:val="0"/>
+        </w:rPr>
+        <w:t>structuré</w:t>
+      </w:r>
+      <w:r>
+        <w:rPr>
+          <w:rFonts w:cs="AppleSystemUIFont"/>
+          <w:kern w:val="0"/>
+        </w:rPr>
+        <w:t xml:space="preserve"> en trois normes : A pour les émissions financées, B pour les émissions </w:t>
+      </w:r>
+      <w:r>
+        <w:rPr>
+          <w:rFonts w:cs="AppleSystemUIFont"/>
+          <w:kern w:val="0"/>
+        </w:rPr>
+        <w:t>facilitées</w:t>
+      </w:r>
+      <w:r>
+        <w:rPr>
+          <w:rFonts w:cs="AppleSystemUIFont"/>
+          <w:kern w:val="0"/>
+        </w:rPr>
+        <w:t xml:space="preserve"> et C pour les émissions liées aux activités d’assurance. Les données structurées sont disponibles au format JSON (</w:t>
+      </w:r>
+      <w:r>
+        <w:rPr>
+          <w:rFonts w:cs="AppleSystemUIFont"/>
+          <w:color w:val="196B24" w:themeColor="accent3"/>
+          <w:kern w:val="0"/>
+        </w:rPr>
+        <w:t>pcaf_emissions_categories</w:t>
+      </w:r>
+      <w:r>
+        <w:rPr>
+          <w:rFonts w:cs="AppleSystemUIFont"/>
+          <w:color w:val="196B24" w:themeColor="accent3"/>
+          <w:kern w:val="0"/>
+        </w:rPr>
+        <w:t>.</w:t>
+      </w:r>
+      <w:r>
+        <w:rPr>
+          <w:rFonts w:cs="AppleSystemUIFont"/>
+          <w:color w:val="196B24" w:themeColor="accent3"/>
+          <w:kern w:val="0"/>
+        </w:rPr>
+        <w:t>json</w:t>
+      </w:r>
+      <w:r>
+        <w:rPr>
+          <w:rFonts w:cs="AppleSystemUIFont"/>
+          <w:kern w:val="0"/>
+        </w:rPr>
+        <w:t>)</w:t>
+      </w:r>
+      <w:r>
+        <w:rPr>
+          <w:rFonts w:cs="AppleSystemUIFont"/>
+          <w:kern w:val="0"/>
+        </w:rPr>
+        <w:t xml:space="preserve"> fourni dans la documentation.</w:t>
+      </w:r>
+    </w:p>
+    <w:p>
+      <w:pPr>
+        <w:spacing w:line="360" w:lineRule="auto"/>
+        <w:rPr>
+          <w:rFonts w:cs="AppleSystemUIFont"/>
+          <w:kern w:val="0"/>
+        </w:rPr>
+      </w:pPr>
+      <w:r>
+        <w:rPr>
+          <w:rFonts w:cs="AppleSystemUIFont"/>
+          <w:b/>
+          <w:bCs/>
+          <w:kern w:val="0"/>
+        </w:rPr>
+        <w:t>Deuxième phase</w:t>
+      </w:r>
+      <w:r>
+        <w:rPr>
+          <w:rFonts w:cs="AppleSystemUIFont"/>
+          <w:kern w:val="0"/>
+        </w:rPr>
+        <w:t xml:space="preserve">, </w:t>
+      </w:r>
+      <w:r>
+        <w:rPr>
+          <w:rFonts w:cs="AppleSystemUIFont"/>
+          <w:kern w:val="0"/>
+        </w:rPr>
+        <w:t>l’extraction des données d’émissions à proprement parler</w:t>
+      </w:r>
+      <w:r>
+        <w:rPr>
+          <w:rFonts w:cs="AppleSystemUIFont"/>
+          <w:kern w:val="0"/>
+        </w:rPr>
+        <w:t xml:space="preserve"> </w:t>
+      </w:r>
+      <w:r>
+        <w:rPr>
+          <w:rFonts w:cs="AppleSystemUIFont"/>
+          <w:kern w:val="0"/>
+        </w:rPr>
+        <w:t xml:space="preserve">depuis les </w:t>
+      </w:r>
+      <w:r>
+        <w:rPr>
+          <w:rFonts w:cs="AppleSystemUIFont"/>
+          <w:kern w:val="0"/>
+        </w:rPr>
+        <w:t xml:space="preserve">rapports (le plus souvent </w:t>
+      </w:r>
+      <w:r>
+        <w:rPr>
+          <w:rFonts w:cs="AppleSystemUIFont"/>
+          <w:kern w:val="0"/>
+        </w:rPr>
+        <w:t>à partir d</w:t>
+      </w:r>
+      <w:r>
+        <w:rPr>
+          <w:rFonts w:cs="AppleSystemUIFont"/>
+          <w:kern w:val="0"/>
+        </w:rPr>
+        <w:t>es documents d’enregistrement universel, DEU) des institutions financières concernées.</w:t>
+      </w:r>
+      <w:r>
+        <w:rPr>
+          <w:rStyle w:val="Appelnotedebasdep"/>
+          <w:rFonts w:cs="AppleSystemUIFont"/>
+          <w:kern w:val="0"/>
+        </w:rPr>
+        <w:footnoteReference w:id="1"/>
+      </w:r>
+    </w:p>
+    <w:p>
+      <w:pPr>
+        <w:spacing w:line="360" w:lineRule="auto"/>
+        <w:rPr>
+          <w:rFonts w:cs="AppleSystemUIFont"/>
+          <w:kern w:val="0"/>
+        </w:rPr>
+      </w:pPr>
+      <w:r>
+        <w:rPr>
+          <w:rFonts w:cs="AppleSystemUIFont"/>
+          <w:b/>
+          <w:bCs/>
+          <w:kern w:val="0"/>
+        </w:rPr>
+        <w:t>Troisième phase</w:t>
+      </w:r>
+      <w:r>
+        <w:rPr>
+          <w:rFonts w:cs="AppleSystemUIFont"/>
+          <w:kern w:val="0"/>
+        </w:rPr>
+        <w:t xml:space="preserve">, la mise en perspective des données issues de la phase 2 </w:t>
+      </w:r>
+      <w:r>
+        <w:rPr>
+          <w:rFonts w:cs="AppleSystemUIFont"/>
+          <w:i/>
+          <w:iCs/>
+          <w:kern w:val="0"/>
+        </w:rPr>
+        <w:t>versus</w:t>
+      </w:r>
+      <w:r>
+        <w:rPr>
+          <w:rFonts w:cs="AppleSystemUIFont"/>
+          <w:kern w:val="0"/>
+        </w:rPr>
+        <w:t xml:space="preserve"> celles de la phase 1.</w:t>
+      </w:r>
+      <w:r>
+        <w:rPr>
+          <w:rFonts w:cs="AppleSystemUIFont"/>
+          <w:kern w:val="0"/>
+        </w:rPr>
+        <w:t xml:space="preserve"> Cette </w:t>
+      </w:r>
+      <w:r>
+        <w:rPr>
+          <w:rFonts w:cs="AppleSystemUIFont"/>
+          <w:kern w:val="0"/>
+        </w:rPr>
+        <w:t xml:space="preserve">étape constitue la partie la plus importante de l’analyse, car </w:t>
+      </w:r>
+      <w:r>
+        <w:rPr>
+          <w:rFonts w:cs="AppleSystemUIFont"/>
+          <w:kern w:val="0"/>
+        </w:rPr>
+        <w:t xml:space="preserve">sur sa base </w:t>
+      </w:r>
+      <w:r>
+        <w:rPr>
+          <w:rFonts w:cs="AppleSystemUIFont"/>
+          <w:kern w:val="0"/>
+        </w:rPr>
+        <w:t>sont</w:t>
+      </w:r>
+      <w:r>
+        <w:rPr>
+          <w:rFonts w:cs="AppleSystemUIFont"/>
+          <w:kern w:val="0"/>
+        </w:rPr>
+        <w:t xml:space="preserve"> dérivés les différents résultats, lectures et </w:t>
+      </w:r>
+      <w:r>
+        <w:rPr>
+          <w:rFonts w:cs="AppleSystemUIFont"/>
+          <w:kern w:val="0"/>
+        </w:rPr>
+        <w:t xml:space="preserve">plus généralement le </w:t>
+      </w:r>
+      <w:r>
+        <w:rPr>
+          <w:rFonts w:cs="AppleSystemUIFont"/>
+          <w:kern w:val="0"/>
+        </w:rPr>
+        <w:t>cadre appliqué.</w:t>
+      </w:r>
+    </w:p>
+    <w:p>
+      <w:pPr>
+        <w:spacing w:line="360" w:lineRule="auto"/>
+        <w:rPr>
+          <w:rFonts w:cs="AppleSystemUIFont"/>
+          <w:kern w:val="0"/>
+        </w:rPr>
+      </w:pPr>
+      <w:r>
+        <w:rPr>
+          <w:rFonts w:cs="AppleSystemUIFont"/>
+          <w:b/>
+          <w:bCs/>
+          <w:kern w:val="0"/>
+        </w:rPr>
+        <w:lastRenderedPageBreak/>
+        <w:t>Quatrième phase</w:t>
+      </w:r>
+      <w:r>
+        <w:rPr>
+          <w:rFonts w:cs="AppleSystemUIFont"/>
+          <w:kern w:val="0"/>
+        </w:rPr>
+        <w:t>, l’</w:t>
+      </w:r>
+      <w:r>
+        <w:rPr>
+          <w:rFonts w:cs="AppleSystemUIFont"/>
+          <w:kern w:val="0"/>
+        </w:rPr>
+        <w:t xml:space="preserve">extraction </w:t>
+      </w:r>
+      <w:r>
+        <w:rPr>
+          <w:rFonts w:cs="AppleSystemUIFont"/>
+          <w:kern w:val="0"/>
+        </w:rPr>
+        <w:t xml:space="preserve">terminologique </w:t>
+      </w:r>
+      <w:r>
+        <w:rPr>
+          <w:rFonts w:cs="AppleSystemUIFont"/>
+          <w:kern w:val="0"/>
+        </w:rPr>
+        <w:t>du standard PCAF (parties A, B et C) et la constitution d’un corpus.</w:t>
+      </w:r>
+      <w:r>
+        <w:rPr>
+          <w:rFonts w:cs="AppleSystemUIFont"/>
+          <w:kern w:val="0"/>
+        </w:rPr>
+        <w:br/>
+      </w:r>
+    </w:p>
+    <w:p>
+      <w:pPr>
+        <w:spacing w:line="360" w:lineRule="auto"/>
+        <w:rPr>
+          <w:rFonts w:cs="AppleSystemUIFont"/>
+          <w:kern w:val="0"/>
+        </w:rPr>
+      </w:pPr>
+      <w:r>
+        <w:rPr>
+          <w:rFonts w:cs="AppleSystemUIFont"/>
+          <w:b/>
+          <w:bCs/>
+          <w:kern w:val="0"/>
+        </w:rPr>
+        <w:t>Cinquième phase</w:t>
+      </w:r>
+      <w:r>
+        <w:rPr>
+          <w:rFonts w:cs="AppleSystemUIFont"/>
+          <w:kern w:val="0"/>
+        </w:rPr>
+        <w:t xml:space="preserve"> enfin, l’</w:t>
+      </w:r>
+      <w:r>
+        <w:rPr>
+          <w:rFonts w:cs="AppleSystemUIFont"/>
+          <w:kern w:val="0"/>
+        </w:rPr>
+        <w:t xml:space="preserve">analyse sémantique et terminologique </w:t>
+      </w:r>
+      <w:r>
+        <w:rPr>
+          <w:rFonts w:cs="AppleSystemUIFont"/>
+          <w:kern w:val="0"/>
+        </w:rPr>
+        <w:t>des parties extra-financières</w:t>
+      </w:r>
+      <w:r>
+        <w:rPr>
+          <w:rFonts w:cs="AppleSystemUIFont"/>
+          <w:kern w:val="0"/>
+        </w:rPr>
+        <w:t xml:space="preserve"> des DEU</w:t>
+      </w:r>
+      <w:r>
+        <w:rPr>
+          <w:rFonts w:cs="AppleSystemUIFont"/>
+          <w:kern w:val="0"/>
+        </w:rPr>
+        <w:t xml:space="preserve"> </w:t>
+      </w:r>
+      <w:r>
+        <w:rPr>
+          <w:rFonts w:cs="AppleSystemUIFont"/>
+          <w:i/>
+          <w:iCs/>
+          <w:kern w:val="0"/>
+        </w:rPr>
+        <w:t>versus</w:t>
+      </w:r>
+      <w:r>
+        <w:rPr>
+          <w:rFonts w:cs="AppleSystemUIFont"/>
+          <w:kern w:val="0"/>
+        </w:rPr>
+        <w:t xml:space="preserve"> l</w:t>
+      </w:r>
+      <w:r>
+        <w:rPr>
+          <w:rFonts w:cs="AppleSystemUIFont"/>
+          <w:kern w:val="0"/>
+        </w:rPr>
+        <w:t>e corpus et le cadre terminologique PCAF.</w:t>
+      </w:r>
+    </w:p>
+    <w:p>
+      <w:pPr>
+        <w:pStyle w:val="Titre2"/>
+        <w:jc w:val="center"/>
+      </w:pPr>
+      <w:bookmarkStart w:id="2" w:name="_Toc221529770"/>
+      <w:r>
+        <w:t>Résultats</w:t>
+      </w:r>
+      <w:bookmarkEnd w:id="2"/>
+    </w:p>
+    <w:p>
+      <w:pPr>
+        <w:spacing w:line="360" w:lineRule="auto"/>
+        <w:rPr>
+          <w:rFonts w:cs="AppleSystemUIFont"/>
+          <w:kern w:val="0"/>
+        </w:rPr>
+      </w:pPr>
+      <w:r>
+        <w:rPr>
+          <w:rFonts w:cs="AppleSystemUIFont"/>
+          <w:kern w:val="0"/>
+        </w:rPr>
+        <w:t>3 catégories de résultats</w:t>
+      </w:r>
+      <w:r>
+        <w:rPr>
+          <w:rFonts w:cs="AppleSystemUIFont"/>
+          <w:kern w:val="0"/>
+        </w:rPr>
+        <w:t xml:space="preserve"> </w:t>
+      </w:r>
+    </w:p>
+    <w:p>
+      <w:pPr>
+        <w:spacing w:line="360" w:lineRule="auto"/>
+        <w:rPr>
+          <w:rFonts w:cs="AppleSystemUIFont"/>
+          <w:kern w:val="0"/>
+        </w:rPr>
+      </w:pPr>
+      <w:r>
+        <w:rPr>
+          <w:rFonts w:cs="AppleSystemUIFont"/>
+          <w:kern w:val="0"/>
+        </w:rPr>
+        <w:t>Processus d’analyse comparative et analyse des écarts</w:t>
+      </w:r>
+      <w:r>
+        <w:rPr>
+          <w:rFonts w:cs="AppleSystemUIFont"/>
+          <w:kern w:val="0"/>
+        </w:rPr>
+        <w:t xml:space="preserve"> contenus des rapports vs critères PCAF.</w:t>
+      </w:r>
+    </w:p>
+    <w:p>
+      <w:pPr>
+        <w:spacing w:line="360" w:lineRule="auto"/>
+        <w:rPr>
+          <w:rFonts w:cs="AppleSystemUIFont"/>
+          <w:kern w:val="0"/>
+        </w:rPr>
+      </w:pPr>
+      <w:r>
+        <w:rPr>
+          <w:rFonts w:cs="AppleSystemUIFont"/>
+          <w:kern w:val="0"/>
+        </w:rPr>
+        <w:t>Matrice de maturité : indicateurs clés et évaluation</w:t>
+      </w:r>
+    </w:p>
+    <w:p>
+      <w:pPr>
+        <w:spacing w:line="360" w:lineRule="auto"/>
+        <w:rPr>
+          <w:rFonts w:cs="AppleSystemUIFont"/>
+          <w:kern w:val="0"/>
+        </w:rPr>
+      </w:pPr>
+      <w:r>
+        <w:rPr>
+          <w:rFonts w:cs="AppleSystemUIFont"/>
+          <w:kern w:val="0"/>
+        </w:rPr>
+        <w:t xml:space="preserve">Analyse d’écarts </w:t>
+      </w:r>
+      <w:proofErr w:type="spellStart"/>
+      <w:r>
+        <w:rPr>
+          <w:rFonts w:cs="AppleSystemUIFont"/>
+          <w:kern w:val="0"/>
+        </w:rPr>
+        <w:t>t</w:t>
+      </w:r>
+      <w:r>
+        <w:rPr>
+          <w:rFonts w:cs="AppleSystemUIFont"/>
+          <w:kern w:val="0"/>
+        </w:rPr>
+        <w:t>ermino</w:t>
+      </w:r>
+      <w:proofErr w:type="spellEnd"/>
+      <w:r>
+        <w:rPr>
+          <w:rFonts w:cs="AppleSystemUIFont"/>
+          <w:kern w:val="0"/>
+        </w:rPr>
+        <w:t xml:space="preserve"> et sémantique : </w:t>
+      </w:r>
+      <w:r>
+        <w:rPr>
+          <w:rFonts w:cs="AppleSystemUIFont"/>
+          <w:kern w:val="0"/>
+        </w:rPr>
+        <w:br/>
+      </w:r>
+      <w:r>
+        <w:rPr>
+          <w:rFonts w:cs="AppleSystemUIFont"/>
+          <w:kern w:val="0"/>
+        </w:rPr>
+        <w:t>comparer et boucler avec les résultats</w:t>
+      </w:r>
+      <w:r>
+        <w:rPr>
+          <w:rFonts w:cs="AppleSystemUIFont"/>
+          <w:kern w:val="0"/>
+        </w:rPr>
+        <w:t xml:space="preserve"> </w:t>
+      </w:r>
+      <w:r>
+        <w:rPr>
+          <w:rFonts w:cs="AppleSystemUIFont"/>
+          <w:kern w:val="0"/>
+        </w:rPr>
+        <w:t>de la matrice</w:t>
+      </w:r>
+    </w:p>
+    <w:p>
+      <w:pPr>
+        <w:pStyle w:val="Titre2"/>
+        <w:jc w:val="center"/>
+      </w:pPr>
+      <w:bookmarkStart w:id="3" w:name="_Toc221529771"/>
+      <w:r>
+        <w:t>Présentation</w:t>
+      </w:r>
+      <w:bookmarkEnd w:id="3"/>
+    </w:p>
+    <w:p>
+      <w:r>
+        <w:t xml:space="preserve">Dans un souci de lecture aisée et efficace des résultats, </w:t>
+      </w:r>
+      <w:r>
+        <w:t>ces derniers sont présentés sur Google Looker Studio</w:t>
+      </w:r>
+      <w:r>
+        <w:t xml:space="preserve">, un outil </w:t>
+      </w:r>
+      <w:r>
+        <w:t>dédié à la</w:t>
+      </w:r>
+      <w:r>
+        <w:t xml:space="preserve"> visualisation des données.</w:t>
+      </w:r>
+    </w:p>
+    <w:p>
       <w:r>
         <w:br w:type="page"/>
       </w:r>
@@ -949,656 +1642,18 @@
         <w:pStyle w:val="Titre1"/>
         <w:jc w:val="center"/>
       </w:pPr>
-      <w:bookmarkStart w:id="1" w:name="_Toc221528825"/>
+      <w:bookmarkStart w:id="4" w:name="_Toc221529772"/>
       <w:r>
         <w:lastRenderedPageBreak/>
-        <w:t>Méthod</w:t>
-      </w:r>
-      <w:r>
-        <w:t>ologie</w:t>
-      </w:r>
-      <w:bookmarkEnd w:id="1"/>
-    </w:p>
-    <w:p>
-      <w:pPr>
-        <w:spacing w:line="360" w:lineRule="auto"/>
-        <w:rPr>
-          <w:rFonts w:cs="AppleSystemUIFont"/>
-          <w:kern w:val="0"/>
-        </w:rPr>
-      </w:pPr>
-      <w:r>
-        <w:rPr>
-          <w:rFonts w:cs="AppleSystemUIFont"/>
-          <w:kern w:val="0"/>
-        </w:rPr>
-        <w:t xml:space="preserve">La méthode appliquée à la présente étude compte </w:t>
-      </w:r>
-      <w:r>
-        <w:rPr>
-          <w:rFonts w:cs="AppleSystemUIFont"/>
-          <w:kern w:val="0"/>
-        </w:rPr>
-        <w:t>six</w:t>
-      </w:r>
-      <w:r>
-        <w:rPr>
-          <w:rFonts w:cs="AppleSystemUIFont"/>
-          <w:kern w:val="0"/>
-        </w:rPr>
+        <w:t>Partie</w:t>
+      </w:r>
+      <w:r>
         <w:t> </w:t>
       </w:r>
       <w:r>
-        <w:rPr>
-          <w:rFonts w:cs="AppleSystemUIFont"/>
-          <w:kern w:val="0"/>
-        </w:rPr>
-        <w:t>phases</w:t>
-      </w:r>
-      <w:r>
-        <w:rPr>
-          <w:rFonts w:cs="AppleSystemUIFont"/>
-          <w:kern w:val="0"/>
-        </w:rPr>
-        <w:t>, chacune composée de sous-phases détaillées dans la documentation accompagnant le présent rapport.</w:t>
-      </w:r>
-    </w:p>
-    <w:p>
-      <w:pPr>
-        <w:spacing w:line="360" w:lineRule="auto"/>
-        <w:rPr>
-          <w:rFonts w:cs="AppleSystemUIFont"/>
-          <w:kern w:val="0"/>
-        </w:rPr>
-      </w:pPr>
-      <w:r>
-        <w:rPr>
-          <w:rFonts w:cs="AppleSystemUIFont"/>
-          <w:b/>
-          <w:bCs/>
-          <w:kern w:val="0"/>
-        </w:rPr>
-        <w:t>Première</w:t>
-      </w:r>
-      <w:r>
-        <w:rPr>
-          <w:rFonts w:cs="AppleSystemUIFont"/>
-          <w:b/>
-          <w:bCs/>
-          <w:kern w:val="0"/>
-        </w:rPr>
-        <w:t xml:space="preserve"> phase</w:t>
-      </w:r>
-      <w:r>
-        <w:rPr>
-          <w:rFonts w:cs="AppleSystemUIFont"/>
-          <w:kern w:val="0"/>
-        </w:rPr>
-        <w:t xml:space="preserve">, l’extraction des </w:t>
-      </w:r>
-      <w:r>
-        <w:rPr>
-          <w:rFonts w:cs="AppleSystemUIFont"/>
-          <w:kern w:val="0"/>
-        </w:rPr>
-        <w:t xml:space="preserve">catégories d’émissions du standard PCAF, </w:t>
-      </w:r>
-      <w:r>
-        <w:rPr>
-          <w:rFonts w:cs="AppleSystemUIFont"/>
-          <w:kern w:val="0"/>
-        </w:rPr>
-        <w:t>structuré</w:t>
-      </w:r>
-      <w:r>
-        <w:rPr>
-          <w:rFonts w:cs="AppleSystemUIFont"/>
-          <w:kern w:val="0"/>
-        </w:rPr>
-        <w:t xml:space="preserve"> en trois normes : A pour les émissions financées, B pour les émissions </w:t>
-      </w:r>
-      <w:r>
-        <w:rPr>
-          <w:rFonts w:cs="AppleSystemUIFont"/>
-          <w:kern w:val="0"/>
-        </w:rPr>
-        <w:t>facilitées</w:t>
-      </w:r>
-      <w:r>
-        <w:rPr>
-          <w:rFonts w:cs="AppleSystemUIFont"/>
-          <w:kern w:val="0"/>
-        </w:rPr>
-        <w:t xml:space="preserve"> et C pour les émissions liées aux activités d’assurance. Les données structurées sont disponibles au format JSON (</w:t>
-      </w:r>
-      <w:r>
-        <w:rPr>
-          <w:rFonts w:cs="AppleSystemUIFont"/>
-          <w:color w:val="196B24" w:themeColor="accent3"/>
-          <w:kern w:val="0"/>
-        </w:rPr>
-        <w:t>pcaf_emissions_categories</w:t>
-      </w:r>
-      <w:r>
-        <w:rPr>
-          <w:rFonts w:cs="AppleSystemUIFont"/>
-          <w:color w:val="196B24" w:themeColor="accent3"/>
-          <w:kern w:val="0"/>
-        </w:rPr>
-        <w:t>.</w:t>
-      </w:r>
-      <w:r>
-        <w:rPr>
-          <w:rFonts w:cs="AppleSystemUIFont"/>
-          <w:color w:val="196B24" w:themeColor="accent3"/>
-          <w:kern w:val="0"/>
-        </w:rPr>
-        <w:t>json</w:t>
-      </w:r>
-      <w:r>
-        <w:rPr>
-          <w:rFonts w:cs="AppleSystemUIFont"/>
-          <w:kern w:val="0"/>
-        </w:rPr>
-        <w:t>)</w:t>
-      </w:r>
-      <w:r>
-        <w:rPr>
-          <w:rFonts w:cs="AppleSystemUIFont"/>
-          <w:kern w:val="0"/>
-        </w:rPr>
-        <w:t xml:space="preserve"> fourni dans la documentation.</w:t>
-      </w:r>
-    </w:p>
-    <w:p>
-      <w:pPr>
-        <w:spacing w:line="360" w:lineRule="auto"/>
-        <w:rPr>
-          <w:rFonts w:cs="AppleSystemUIFont"/>
-          <w:kern w:val="0"/>
-        </w:rPr>
-      </w:pPr>
-      <w:r>
-        <w:rPr>
-          <w:rFonts w:cs="AppleSystemUIFont"/>
-          <w:b/>
-          <w:bCs/>
-          <w:kern w:val="0"/>
-        </w:rPr>
-        <w:t>Deuxième phase</w:t>
-      </w:r>
-      <w:r>
-        <w:rPr>
-          <w:rFonts w:cs="AppleSystemUIFont"/>
-          <w:kern w:val="0"/>
-        </w:rPr>
-        <w:t xml:space="preserve">, </w:t>
-      </w:r>
-      <w:r>
-        <w:rPr>
-          <w:rFonts w:cs="AppleSystemUIFont"/>
-          <w:kern w:val="0"/>
-        </w:rPr>
-        <w:t>l’extraction des données d’émissions à proprement parler</w:t>
-      </w:r>
-      <w:r>
-        <w:rPr>
-          <w:rFonts w:cs="AppleSystemUIFont"/>
-          <w:kern w:val="0"/>
-        </w:rPr>
-        <w:t xml:space="preserve"> </w:t>
-      </w:r>
-      <w:r>
-        <w:rPr>
-          <w:rFonts w:cs="AppleSystemUIFont"/>
-          <w:kern w:val="0"/>
-        </w:rPr>
-        <w:t xml:space="preserve">depuis les </w:t>
-      </w:r>
-      <w:r>
-        <w:rPr>
-          <w:rFonts w:cs="AppleSystemUIFont"/>
-          <w:kern w:val="0"/>
-        </w:rPr>
-        <w:t xml:space="preserve">rapports (le plus souvent </w:t>
-      </w:r>
-      <w:r>
-        <w:rPr>
-          <w:rFonts w:cs="AppleSystemUIFont"/>
-          <w:kern w:val="0"/>
-        </w:rPr>
-        <w:t>à partir d</w:t>
-      </w:r>
-      <w:r>
-        <w:rPr>
-          <w:rFonts w:cs="AppleSystemUIFont"/>
-          <w:kern w:val="0"/>
-        </w:rPr>
-        <w:t>es documents d’enregistrement universel, DEU) des institutions financières concernées.</w:t>
-      </w:r>
-      <w:r>
-        <w:rPr>
-          <w:rStyle w:val="Appelnotedebasdep"/>
-          <w:rFonts w:cs="AppleSystemUIFont"/>
-          <w:kern w:val="0"/>
-        </w:rPr>
-        <w:footnoteReference w:id="1"/>
-      </w:r>
-    </w:p>
-    <w:p>
-      <w:pPr>
-        <w:spacing w:line="360" w:lineRule="auto"/>
-        <w:rPr>
-          <w:rFonts w:cs="AppleSystemUIFont"/>
-          <w:kern w:val="0"/>
-        </w:rPr>
-      </w:pPr>
-      <w:r>
-        <w:rPr>
-          <w:rFonts w:cs="AppleSystemUIFont"/>
-          <w:b/>
-          <w:bCs/>
-          <w:kern w:val="0"/>
-        </w:rPr>
-        <w:t>Troisième phase</w:t>
-      </w:r>
-      <w:r>
-        <w:rPr>
-          <w:rFonts w:cs="AppleSystemUIFont"/>
-          <w:kern w:val="0"/>
-        </w:rPr>
-        <w:t xml:space="preserve">, la mise en perspective des données issues de la phase 2 </w:t>
-      </w:r>
-      <w:r>
-        <w:rPr>
-          <w:rFonts w:cs="AppleSystemUIFont"/>
-          <w:i/>
-          <w:iCs/>
-          <w:kern w:val="0"/>
-        </w:rPr>
-        <w:t>versus</w:t>
-      </w:r>
-      <w:r>
-        <w:rPr>
-          <w:rFonts w:cs="AppleSystemUIFont"/>
-          <w:kern w:val="0"/>
-        </w:rPr>
-        <w:t xml:space="preserve"> celles de la phase 1.</w:t>
-      </w:r>
-      <w:r>
-        <w:rPr>
-          <w:rFonts w:cs="AppleSystemUIFont"/>
-          <w:kern w:val="0"/>
-        </w:rPr>
-        <w:t xml:space="preserve"> Cette </w:t>
-      </w:r>
-      <w:r>
-        <w:rPr>
-          <w:rFonts w:cs="AppleSystemUIFont"/>
-          <w:kern w:val="0"/>
-        </w:rPr>
-        <w:t xml:space="preserve">étape constitue la partie la plus importante de l’analyse, car </w:t>
-      </w:r>
-      <w:r>
-        <w:rPr>
-          <w:rFonts w:cs="AppleSystemUIFont"/>
-          <w:kern w:val="0"/>
-        </w:rPr>
-        <w:t xml:space="preserve">sur sa base </w:t>
-      </w:r>
-      <w:r>
-        <w:rPr>
-          <w:rFonts w:cs="AppleSystemUIFont"/>
-          <w:kern w:val="0"/>
-        </w:rPr>
-        <w:t>sont</w:t>
-      </w:r>
-      <w:r>
-        <w:rPr>
-          <w:rFonts w:cs="AppleSystemUIFont"/>
-          <w:kern w:val="0"/>
-        </w:rPr>
-        <w:t xml:space="preserve"> dérivés les différents résultats, lectures et </w:t>
-      </w:r>
-      <w:r>
-        <w:rPr>
-          <w:rFonts w:cs="AppleSystemUIFont"/>
-          <w:kern w:val="0"/>
-        </w:rPr>
-        <w:t xml:space="preserve">plus généralement le </w:t>
-      </w:r>
-      <w:r>
-        <w:rPr>
-          <w:rFonts w:cs="AppleSystemUIFont"/>
-          <w:kern w:val="0"/>
-        </w:rPr>
-        <w:t>cadre appliqué.</w:t>
-      </w:r>
-    </w:p>
-    <w:p>
-      <w:pPr>
-        <w:spacing w:line="360" w:lineRule="auto"/>
-        <w:rPr>
-          <w:rFonts w:cs="AppleSystemUIFont"/>
-          <w:kern w:val="0"/>
-        </w:rPr>
-      </w:pPr>
-      <w:r>
-        <w:rPr>
-          <w:rFonts w:cs="AppleSystemUIFont"/>
-          <w:b/>
-          <w:bCs/>
-          <w:kern w:val="0"/>
-        </w:rPr>
-        <w:t>Quatrième phase</w:t>
-      </w:r>
-      <w:r>
-        <w:rPr>
-          <w:rFonts w:cs="AppleSystemUIFont"/>
-          <w:kern w:val="0"/>
-        </w:rPr>
-        <w:t>, l’</w:t>
-      </w:r>
-      <w:r>
-        <w:rPr>
-          <w:rFonts w:cs="AppleSystemUIFont"/>
-          <w:kern w:val="0"/>
-        </w:rPr>
-        <w:t xml:space="preserve">extraction </w:t>
-      </w:r>
-      <w:r>
-        <w:rPr>
-          <w:rFonts w:cs="AppleSystemUIFont"/>
-          <w:kern w:val="0"/>
-        </w:rPr>
-        <w:t xml:space="preserve">terminologique </w:t>
-      </w:r>
-      <w:r>
-        <w:rPr>
-          <w:rFonts w:cs="AppleSystemUIFont"/>
-          <w:kern w:val="0"/>
-        </w:rPr>
-        <w:t>du standard PCAF (parties A, B et C) et la constitution d’un corpus.</w:t>
-      </w:r>
-      <w:r>
-        <w:rPr>
-          <w:rFonts w:cs="AppleSystemUIFont"/>
-          <w:kern w:val="0"/>
-        </w:rPr>
-        <w:br/>
-      </w:r>
-    </w:p>
-    <w:p>
-      <w:pPr>
-        <w:spacing w:line="360" w:lineRule="auto"/>
-        <w:rPr>
-          <w:rFonts w:cs="AppleSystemUIFont"/>
-          <w:kern w:val="0"/>
-        </w:rPr>
-      </w:pPr>
-      <w:r>
-        <w:rPr>
-          <w:rFonts w:cs="AppleSystemUIFont"/>
-          <w:b/>
-          <w:bCs/>
-          <w:kern w:val="0"/>
-        </w:rPr>
-        <w:t>Cinquième phase</w:t>
-      </w:r>
-      <w:r>
-        <w:rPr>
-          <w:rFonts w:cs="AppleSystemUIFont"/>
-          <w:kern w:val="0"/>
-        </w:rPr>
-        <w:t xml:space="preserve"> enfin, l’</w:t>
-      </w:r>
-      <w:r>
-        <w:rPr>
-          <w:rFonts w:cs="AppleSystemUIFont"/>
-          <w:kern w:val="0"/>
-        </w:rPr>
-        <w:t xml:space="preserve">analyse sémantique et terminologique </w:t>
-      </w:r>
-      <w:r>
-        <w:rPr>
-          <w:rFonts w:cs="AppleSystemUIFont"/>
-          <w:kern w:val="0"/>
-        </w:rPr>
-        <w:t>des parties extra-financières</w:t>
-      </w:r>
-      <w:r>
-        <w:rPr>
-          <w:rFonts w:cs="AppleSystemUIFont"/>
-          <w:kern w:val="0"/>
-        </w:rPr>
-        <w:t xml:space="preserve"> des DEU</w:t>
-      </w:r>
-      <w:r>
-        <w:rPr>
-          <w:rFonts w:cs="AppleSystemUIFont"/>
-          <w:kern w:val="0"/>
-        </w:rPr>
-        <w:t xml:space="preserve"> </w:t>
-      </w:r>
-      <w:r>
-        <w:rPr>
-          <w:rFonts w:cs="AppleSystemUIFont"/>
-          <w:i/>
-          <w:iCs/>
-          <w:kern w:val="0"/>
-        </w:rPr>
-        <w:t>versus</w:t>
-      </w:r>
-      <w:r>
-        <w:rPr>
-          <w:rFonts w:cs="AppleSystemUIFont"/>
-          <w:kern w:val="0"/>
-        </w:rPr>
-        <w:t xml:space="preserve"> l</w:t>
-      </w:r>
-      <w:r>
-        <w:rPr>
-          <w:rFonts w:cs="AppleSystemUIFont"/>
-          <w:kern w:val="0"/>
-        </w:rPr>
-        <w:t>e corpus et le cadre terminologique PCAF.</w:t>
-      </w:r>
-    </w:p>
-    <w:p>
-      <w:pPr>
-        <w:rPr>
-          <w:rFonts w:asciiTheme="majorHAnsi" w:eastAsiaTheme="majorEastAsia" w:hAnsiTheme="majorHAnsi" w:cstheme="majorBidi"/>
-          <w:color w:val="0F4761" w:themeColor="accent1" w:themeShade="BF"/>
-          <w:sz w:val="40"/>
-          <w:szCs w:val="40"/>
-        </w:rPr>
-      </w:pPr>
-      <w:r>
-        <w:br w:type="page"/>
-      </w:r>
-    </w:p>
-    <w:p>
-      <w:pPr>
-        <w:pStyle w:val="Titre1"/>
-        <w:jc w:val="center"/>
-      </w:pPr>
-      <w:bookmarkStart w:id="2" w:name="_Toc221528826"/>
-      <w:r>
-        <w:lastRenderedPageBreak/>
-        <w:t>Résultats</w:t>
-      </w:r>
-      <w:bookmarkEnd w:id="2"/>
-    </w:p>
-    <w:p>
-      <w:pPr>
-        <w:spacing w:line="360" w:lineRule="auto"/>
-        <w:rPr>
-          <w:rFonts w:cs="AppleSystemUIFont"/>
-          <w:kern w:val="0"/>
-        </w:rPr>
-      </w:pPr>
-      <w:r>
-        <w:rPr>
-          <w:rFonts w:cs="AppleSystemUIFont"/>
-          <w:kern w:val="0"/>
-        </w:rPr>
-        <w:t>3 catégories de résultats</w:t>
-      </w:r>
-      <w:r>
-        <w:rPr>
-          <w:rFonts w:cs="AppleSystemUIFont"/>
-          <w:kern w:val="0"/>
-        </w:rPr>
-        <w:t xml:space="preserve"> </w:t>
-      </w:r>
-    </w:p>
-    <w:p>
-      <w:pPr>
-        <w:spacing w:line="360" w:lineRule="auto"/>
-        <w:rPr>
-          <w:rFonts w:cs="AppleSystemUIFont"/>
-          <w:kern w:val="0"/>
-        </w:rPr>
-      </w:pPr>
-      <w:r>
-        <w:rPr>
-          <w:rFonts w:cs="AppleSystemUIFont"/>
-          <w:kern w:val="0"/>
-        </w:rPr>
-        <w:t>Processus d’analyse comparative et analyse des écarts</w:t>
-      </w:r>
-      <w:r>
-        <w:rPr>
-          <w:rFonts w:cs="AppleSystemUIFont"/>
-          <w:kern w:val="0"/>
-        </w:rPr>
-        <w:t xml:space="preserve"> contenus des rapports vs critères PCAF.</w:t>
-      </w:r>
-    </w:p>
-    <w:p>
-      <w:pPr>
-        <w:spacing w:line="360" w:lineRule="auto"/>
-        <w:rPr>
-          <w:rFonts w:cs="AppleSystemUIFont"/>
-          <w:kern w:val="0"/>
-        </w:rPr>
-      </w:pPr>
-      <w:r>
-        <w:rPr>
-          <w:rFonts w:cs="AppleSystemUIFont"/>
-          <w:kern w:val="0"/>
-        </w:rPr>
-        <w:t>Matrice de maturité : indicateurs clés et évaluation</w:t>
-      </w:r>
-    </w:p>
-    <w:p>
-      <w:pPr>
-        <w:spacing w:line="360" w:lineRule="auto"/>
-        <w:rPr>
-          <w:rFonts w:cs="AppleSystemUIFont"/>
-          <w:kern w:val="0"/>
-        </w:rPr>
-      </w:pPr>
-      <w:r>
-        <w:rPr>
-          <w:rFonts w:cs="AppleSystemUIFont"/>
-          <w:kern w:val="0"/>
-        </w:rPr>
-        <w:t xml:space="preserve">Analyse d’écarts </w:t>
-      </w:r>
-      <w:proofErr w:type="spellStart"/>
-      <w:r>
-        <w:rPr>
-          <w:rFonts w:cs="AppleSystemUIFont"/>
-          <w:kern w:val="0"/>
-        </w:rPr>
-        <w:t>t</w:t>
-      </w:r>
-      <w:r>
-        <w:rPr>
-          <w:rFonts w:cs="AppleSystemUIFont"/>
-          <w:kern w:val="0"/>
-        </w:rPr>
-        <w:t>ermino</w:t>
-      </w:r>
-      <w:proofErr w:type="spellEnd"/>
-      <w:r>
-        <w:rPr>
-          <w:rFonts w:cs="AppleSystemUIFont"/>
-          <w:kern w:val="0"/>
-        </w:rPr>
-        <w:t xml:space="preserve"> et sémantique : </w:t>
-      </w:r>
-      <w:r>
-        <w:rPr>
-          <w:rFonts w:cs="AppleSystemUIFont"/>
-          <w:kern w:val="0"/>
-        </w:rPr>
-        <w:br/>
-      </w:r>
-      <w:r>
-        <w:rPr>
-          <w:rFonts w:cs="AppleSystemUIFont"/>
-          <w:kern w:val="0"/>
-        </w:rPr>
-        <w:t>comparer et boucler avec les résultats</w:t>
-      </w:r>
-      <w:r>
-        <w:rPr>
-          <w:rFonts w:cs="AppleSystemUIFont"/>
-          <w:kern w:val="0"/>
-        </w:rPr>
-        <w:t xml:space="preserve"> </w:t>
-      </w:r>
-      <w:r>
-        <w:rPr>
-          <w:rFonts w:cs="AppleSystemUIFont"/>
-          <w:kern w:val="0"/>
-        </w:rPr>
-        <w:t>de la matrice</w:t>
-      </w:r>
-    </w:p>
-    <w:p>
-      <w:pPr>
-        <w:rPr>
-          <w:rFonts w:asciiTheme="majorHAnsi" w:eastAsiaTheme="majorEastAsia" w:hAnsiTheme="majorHAnsi" w:cstheme="majorBidi"/>
-          <w:color w:val="0F4761" w:themeColor="accent1" w:themeShade="BF"/>
-          <w:sz w:val="40"/>
-          <w:szCs w:val="40"/>
-        </w:rPr>
-      </w:pPr>
-      <w:r>
-        <w:br w:type="page"/>
-      </w:r>
-    </w:p>
-    <w:p>
-      <w:pPr>
-        <w:pStyle w:val="Titre1"/>
-        <w:jc w:val="center"/>
-      </w:pPr>
-      <w:bookmarkStart w:id="3" w:name="_Toc221528827"/>
-      <w:r>
-        <w:lastRenderedPageBreak/>
-        <w:t>Présentation</w:t>
-      </w:r>
-      <w:bookmarkEnd w:id="3"/>
-    </w:p>
-    <w:p>
-      <w:r>
-        <w:t xml:space="preserve">Dans un souci de lecture aisée et efficace des résultats, </w:t>
-      </w:r>
-      <w:r>
-        <w:t>ces derniers sont présentés sur Google Looker Studio</w:t>
-      </w:r>
-      <w:r>
-        <w:t xml:space="preserve">, un outil </w:t>
-      </w:r>
-      <w:r>
-        <w:t>dédié à la</w:t>
-      </w:r>
-      <w:r>
-        <w:t xml:space="preserve"> visualisation des données.</w:t>
-      </w:r>
+        <w:t>A</w:t>
+      </w:r>
+      <w:bookmarkEnd w:id="4"/>
     </w:p>
     <w:sectPr>
       <w:headerReference w:type="default" r:id="rId7"/>
@@ -2536,7 +2591,6 @@
     <w:next w:val="Normal"/>
     <w:link w:val="Titre2Car"/>
     <w:uiPriority w:val="9"/>
-    <w:semiHidden/>
     <w:unhideWhenUsed/>
     <w:qFormat/>
     <w:rsid w:val="001C5834"/>
@@ -2751,7 +2805,6 @@
     <w:basedOn w:val="Policepardfaut"/>
     <w:link w:val="Titre2"/>
     <w:uiPriority w:val="9"/>
-    <w:semiHidden/>
     <w:rsid w:val="001C5834"/>
     <w:rPr>
       <w:rFonts w:asciiTheme="majorHAnsi" w:eastAsiaTheme="majorEastAsia" w:hAnsiTheme="majorHAnsi" w:cstheme="majorBidi"/>
@@ -3601,7 +3654,7 @@
 </file>
 
 <file path=customXml/itemProps1.xml><?xml version="1.0" encoding="utf-8"?>
-<ds:datastoreItem xmlns:ds="http://schemas.openxmlformats.org/officeDocument/2006/customXml" ds:itemID="{4014C611-9289-CF4F-A4EF-5E43FF1748B7}">
+<ds:datastoreItem xmlns:ds="http://schemas.openxmlformats.org/officeDocument/2006/customXml" ds:itemID="{21FB5D8A-8DDC-AD47-A799-77D4E2A6BF3D}">
   <ds:schemaRefs>
     <ds:schemaRef ds:uri="http://schemas.openxmlformats.org/officeDocument/2006/bibliography"/>
   </ds:schemaRefs>
